--- a/EOI_SIEVE-MGS/EOI_SIEVE-MGS_Blueprint_Biosecurity.docx
+++ b/EOI_SIEVE-MGS/EOI_SIEVE-MGS_Blueprint_Biosecurity.docx
@@ -131,7 +131,7 @@
         <w:t xml:space="preserve"> </w:t>
       </w:r>
       <w:r>
-        <w:t xml:space="preserve">$269,500 (direct + indirect; see Section 6)</w:t>
+        <w:t xml:space="preserve">$269,500 (direct + indirect; see Section 5)</w:t>
       </w:r>
     </w:p>
     <w:p>
@@ -196,7 +196,7 @@
         <w:pStyle w:val="BodyText"/>
       </w:pPr>
       <w:r>
-        <w:t xml:space="preserve">This is a structural constraint, not a resource complaint. Genome foundation models have measurably improved novel-virus recognition — ViraLM, built on DNABERT-2, is the clearest demonstration [1] — but they cost milliseconds of GPU time per sequence, which is four to five orders of magnitude too slow for weekly operation at metropolitan-catchment scale. The field’s standard response is to shrink the problem by assembling first and scoring contigs instead of reads. That response fails precisely where early warning lives: an agent at 10⁻⁷ relative abundance contributes a handful of reads to a sample and will never form a contig. Assembly is not a neutral efficiency step. It is a sensitivity floor, and it is placed exactly under the signal we are trying to catch.</w:t>
+        <w:t xml:space="preserve">This is a structural constraint, not a resource complaint. Foundation models have measurably improved novel-virus recognition — ViraLM is the clearest demonstration [1] — but cost milliseconds of GPU time per sequence, four to five orders of magnitude too slow for weekly operation at catchment scale. The standard response is to assemble first and score contigs instead of reads. That fails precisely where early warning lives: an agent at 10⁻⁷ relative abundance contributes a handful of reads and will never form a contig. Assembly is not a neutral efficiency step — it is a sensitivity floor, placed exactly under the signal we are trying to catch.</w:t>
       </w:r>
     </w:p>
     <w:p>
@@ -204,7 +204,7 @@
         <w:pStyle w:val="BodyText"/>
       </w:pPr>
       <w:r>
-        <w:t xml:space="preserve">Operational pipelines are therefore forced to choose between two options that both fail on the case of interest: fast reference-based classifiers that by construction cannot score what is absent from the database, and accurate reference-free models that cannot be afforded at scale and are usually gated behind the assembly step that destroys the signal. Deep read-level classifiers such as DeepVirFinder [2] sit between these poles but were trained before the foundation-model era and are not calibrated for novelty as distinct from viral character.</w:t>
+        <w:t xml:space="preserve">Pipelines are thus forced between two options that both fail on the case of interest: fast reference-based classifiers that cannot score what is absent from the database, and accurate reference-free models that cannot be afforded at scale. Read-level classifiers such as DeepVirFinder [2] sit between these poles but predate the foundation-model era and do not separate novelty from viral character.</w:t>
       </w:r>
     </w:p>
     <w:p>
@@ -212,7 +212,7 @@
         <w:pStyle w:val="BodyText"/>
       </w:pPr>
       <w:r>
-        <w:t xml:space="preserve">SIEVE-MGS dissolves the dilemma instead of splitting it, using one observation:</w:t>
+        <w:t xml:space="preserve">SIEVE-MGS dissolves the dilemma rather than splitting it, on one observation:</w:t>
       </w:r>
       <w:r>
         <w:t xml:space="preserve"> </w:t>
@@ -227,7 +227,107 @@
         <w:t xml:space="preserve"> </w:t>
       </w:r>
       <w:r>
-        <w:t xml:space="preserve">We distil foundation-model representations into a compact read-level screener that runs at production throughput without a reference index, and — because a filter that discards 99.99% of the data is only deployable if you can bound what it discarded — we attach a provable upper bound on the fraction of true novel reads it throws away.</w:t>
+        <w:t xml:space="preserve">We distil foundation-model representations into a compact read-level screener that runs at production throughput without a reference index, and — because a filter discarding 99.99% of the data is only deployable if you can bound what it discarded — we attach a provable upper bound on the true novel reads it throws away. It replaces nothing: it is a pre-filter any program can place in front of its existing stack.</w:t>
+      </w:r>
+    </w:p>
+    <w:p>
+      <w:pPr>
+        <w:pStyle w:val="Heading2"/>
+      </w:pPr>
+      <w:bookmarkStart w:id="22" w:name="technical-approach"/>
+      <w:r>
+        <w:t xml:space="preserve">2. Technical Approach</w:t>
+      </w:r>
+      <w:bookmarkEnd w:id="22"/>
+    </w:p>
+    <w:p>
+      <w:pPr>
+        <w:pStyle w:val="Heading3"/>
+      </w:pPr>
+      <w:bookmarkStart w:id="23" w:name="X305c8681ac1f1f7f6f2f4c30704e2b09b5c4665"/>
+      <w:r>
+        <w:t xml:space="preserve">Aim 1 — Distilling a read-level novelty model with a recall guarantee (Months 1–7)</w:t>
+      </w:r>
+      <w:bookmarkEnd w:id="23"/>
+    </w:p>
+    <w:p>
+      <w:pPr>
+        <w:pStyle w:val="FirstParagraph"/>
+      </w:pPr>
+      <w:r>
+        <w:rPr>
+          <w:b/>
+        </w:rPr>
+        <w:t xml:space="preserve">Why distillation rather than a small model trained directly.</w:t>
+      </w:r>
+      <w:r>
+        <w:t xml:space="preserve"> </w:t>
+      </w:r>
+      <w:r>
+        <w:t xml:space="preserve">This is the project’s core claim, and the one that can be falsified. A compact network trained from scratch on leave-one-clade-out data learns what the clades it was shown look like, and degrades outside that experience. Forcing the student to match the</w:t>
+      </w:r>
+      <w:r>
+        <w:t xml:space="preserve"> </w:t>
+      </w:r>
+      <w:r>
+        <w:rPr>
+          <w:i/>
+        </w:rPr>
+        <w:t xml:space="preserve">representation geometry</w:t>
+      </w:r>
+      <w:r>
+        <w:t xml:space="preserve"> </w:t>
+      </w:r>
+      <w:r>
+        <w:t xml:space="preserve">of a foundation-model teacher [6,7] transfers the abstract structure of</w:t>
+      </w:r>
+      <w:r>
+        <w:t xml:space="preserve"> </w:t>
+      </w:r>
+      <w:r>
+        <w:t xml:space="preserve">“</w:t>
+      </w:r>
+      <w:r>
+        <w:t xml:space="preserve">viral-ness</w:t>
+      </w:r>
+      <w:r>
+        <w:t xml:space="preserve">”</w:t>
+      </w:r>
+      <w:r>
+        <w:t xml:space="preserve"> </w:t>
+      </w:r>
+      <w:r>
+        <w:t xml:space="preserve">rather than memorised clade identity. The training objective therefore carries two terms: a supervised loss on held-out-clade simulated data, and a representation-matching loss against frozen teacher embeddings.</w:t>
+      </w:r>
+      <w:r>
+        <w:t xml:space="preserve"> </w:t>
+      </w:r>
+      <w:r>
+        <w:rPr>
+          <w:b/>
+        </w:rPr>
+        <w:t xml:space="preserve">A month-3 ablation tests directly whether the representation-matching term is the source of cross-clade generalisation.</w:t>
+      </w:r>
+      <w:r>
+        <w:t xml:space="preserve"> </w:t>
+      </w:r>
+      <w:r>
+        <w:t xml:space="preserve">If it is not, the premise of this project is wrong and we will know early enough to act. Note what the student learns:</w:t>
+      </w:r>
+      <w:r>
+        <w:t xml:space="preserve"> </w:t>
+      </w:r>
+      <w:r>
+        <w:rPr>
+          <w:b/>
+        </w:rPr>
+        <w:t xml:space="preserve">it never translates anything and never sees a protein.</w:t>
+      </w:r>
+      <w:r>
+        <w:t xml:space="preserve"> </w:t>
+      </w:r>
+      <w:r>
+        <w:t xml:space="preserve">It learns to recognise, directly in raw nucleotide space, the protein-level character ESM-2 sees only after translation.</w:t>
       </w:r>
     </w:p>
     <w:p>
@@ -235,28 +335,242 @@
         <w:pStyle w:val="BodyText"/>
       </w:pPr>
       <w:r>
-        <w:t xml:space="preserve">The result is not a replacement for anything. It is a pre-filter that any existing program can place in front of the stack it already runs.</w:t>
+        <w:rPr>
+          <w:b/>
+        </w:rPr>
+        <w:t xml:space="preserve">The teacher is a single protein channel, and that is a technical decision.</w:t>
+      </w:r>
+      <w:r>
+        <w:t xml:space="preserve"> </w:t>
+      </w:r>
+      <w:r>
+        <w:t xml:space="preserve">Nucleotide language models are unusable here for two independent reasons: their corpora under-represent what we need — Evo 2 deliberately excluded viruses infecting eukaryotic hosts as a biosecurity measure and shows high perplexity on exactly those sequences [3], and the Nucleotide Transformer family is built from host rather than viral genomes [4] — and a 150 bp read is 30–40 tokens against models trained for kilobase context, in a regime where below 80% ANI the signal has largely left the nucleotide alphabet anyway. Protein has not. The teacher is therefore</w:t>
+      </w:r>
+      <w:r>
+        <w:t xml:space="preserve"> </w:t>
+      </w:r>
+      <w:r>
+        <w:rPr>
+          <w:b/>
+        </w:rPr>
+        <w:t xml:space="preserve">ESM-2 [5] alone</w:t>
+      </w:r>
+      <w:r>
+        <w:t xml:space="preserve">, applied to all six translation frames and pooled across them: its UniRef corpus does contain viral proteins, and its representations survive the divergence range where early warning operates. Reads with no coding content are not a blind spot — all six frames embed far from protein space, itself informative — and viral genomes are gene-dense. Embedding quality at ~50 aa is a month-1 check. The teacher runs offline, on training data only, and is not a deliverable.</w:t>
+      </w:r>
+    </w:p>
+    <w:p>
+      <w:pPr>
+        <w:pStyle w:val="BodyText"/>
+      </w:pPr>
+      <w:r>
+        <w:rPr>
+          <w:b/>
+        </w:rPr>
+        <w:t xml:space="preserve">Labels come from construction, not from the teacher.</w:t>
+      </w:r>
+      <w:r>
+        <w:t xml:space="preserve"> </w:t>
+      </w:r>
+      <w:r>
+        <w:t xml:space="preserve">Entire clades are removed from every reference, training and teacher-fitting set; reads are simulated from held-out genomes under realistic error profiles at 75–300 bp and embedded in real wastewater backgrounds, so ground truth is exact. Difficulty is indexed by ANI to the nearest retained neighbour and reported per stratum, because pooling hides the sub-80% regime where a genuinely novel agent sits.</w:t>
+      </w:r>
+    </w:p>
+    <w:p>
+      <w:pPr>
+        <w:pStyle w:val="BodyText"/>
+      </w:pPr>
+      <w:r>
+        <w:rPr>
+          <w:b/>
+        </w:rPr>
+        <w:t xml:space="preserve">The model has two heads, because most of the unknown in wastewater is not viral.</w:t>
+      </w:r>
+      <w:r>
+        <w:t xml:space="preserve"> </w:t>
+      </w:r>
+      <w:r>
+        <w:t xml:space="preserve">We estimate p(viral) and p(outside known viral space) separately; only reads high on both are retained. The student is a reverse-complement-equivariant dilated CNN [8] of ≤5M parameters, INT8-quantised, handling both strands and nucleic-acid types, with long reads chunked.</w:t>
+      </w:r>
+    </w:p>
+    <w:p>
+      <w:pPr>
+        <w:pStyle w:val="BodyText"/>
+      </w:pPr>
+      <w:r>
+        <w:rPr>
+          <w:b/>
+        </w:rPr>
+        <w:t xml:space="preserve">The guarantee is what makes it deployable.</w:t>
+      </w:r>
+      <w:r>
+        <w:t xml:space="preserve"> </w:t>
+      </w:r>
+      <w:r>
+        <w:t xml:space="preserve">Using conformal risk control [9] we select the retention threshold λ so that the expected fraction of true novel reads in the</w:t>
+      </w:r>
+      <w:r>
+        <w:t xml:space="preserve"> </w:t>
+      </w:r>
+      <w:r>
+        <w:rPr>
+          <w:i/>
+        </w:rPr>
+        <w:t xml:space="preserve">discarded</w:t>
+      </w:r>
+      <w:r>
+        <w:t xml:space="preserve"> </w:t>
+      </w:r>
+      <w:r>
+        <w:t xml:space="preserve">set is at most ε with confidence 1−δ. The headline deliverable is not a single operating point but the</w:t>
+      </w:r>
+      <w:r>
+        <w:t xml:space="preserve"> </w:t>
+      </w:r>
+      <w:r>
+        <w:rPr>
+          <w:b/>
+        </w:rPr>
+        <w:t xml:space="preserve">(ε, compression-ratio) curve</w:t>
+      </w:r>
+      <w:r>
+        <w:t xml:space="preserve">: state the miss rate you can tolerate, and we state how many orders of magnitude of data disappear. We also state where it weakens: conformal risk control assumes exchangeability, and catchments, seasons and library chemistries are not, so we calibrate per site on a rolling window and report — as a named deliverable — how far the bound degrades under deliberate shift.</w:t>
+      </w:r>
+    </w:p>
+    <w:p>
+      <w:pPr>
+        <w:pStyle w:val="Heading3"/>
+      </w:pPr>
+      <w:bookmarkStart w:id="24" w:name="X5e465053c7a9ff74a63f19b0ddff7484583013b"/>
+      <w:r>
+        <w:t xml:space="preserve">Aim 2 — Production characterisation and drop-in deployment (Months 4–12)</w:t>
+      </w:r>
+      <w:bookmarkEnd w:id="24"/>
+    </w:p>
+    <w:p>
+      <w:pPr>
+        <w:pStyle w:val="FirstParagraph"/>
+      </w:pPr>
+      <w:r>
+        <w:t xml:space="preserve">The decisive experiment is one sentence:</w:t>
+      </w:r>
+      <w:r>
+        <w:t xml:space="preserve"> </w:t>
+      </w:r>
+      <w:r>
+        <w:rPr>
+          <w:b/>
+        </w:rPr>
+        <w:t xml:space="preserve">feed a downstream pipeline 0.01% of the reads and ask whether it still finds the same things.</w:t>
+      </w:r>
+      <w:r>
+        <w:t xml:space="preserve"> </w:t>
+      </w:r>
+      <w:r>
+        <w:t xml:space="preserve">We install SIEVE-MGS in front of nf-core/mag, mgs-workflow, Kraken2/Bracken, and geNomad and compare full-input against screened-input results for concordance of recovered taxa, contigs, and flagged candidates, alongside wall-clock and cost.</w:t>
+      </w:r>
+      <w:r>
+        <w:t xml:space="preserve"> </w:t>
+      </w:r>
+      <w:r>
+        <w:t xml:space="preserve">“</w:t>
+      </w:r>
+      <w:r>
+        <w:t xml:space="preserve">The same answers for a thousandth of the compute</w:t>
+      </w:r>
+      <w:r>
+        <w:t xml:space="preserve">”</w:t>
+      </w:r>
+      <w:r>
+        <w:t xml:space="preserve"> </w:t>
+      </w:r>
+      <w:r>
+        <w:t xml:space="preserve">is what determines whether CDC Biothreat Radar, NWSS, or mSCAPE can actually adopt this, and it is measured rather than asserted.</w:t>
+      </w:r>
+    </w:p>
+    <w:p>
+      <w:pPr>
+        <w:pStyle w:val="BodyText"/>
+      </w:pPr>
+      <w:r>
+        <w:t xml:space="preserve">Three further characterisations run in parallel.</w:t>
+      </w:r>
+    </w:p>
+    <w:p>
+      <w:pPr>
+        <w:pStyle w:val="BodyText"/>
+      </w:pPr>
+      <w:r>
+        <w:rPr>
+          <w:i/>
+        </w:rPr>
+        <w:t xml:space="preserve">Throughput and cost.</w:t>
+      </w:r>
+      <w:r>
+        <w:t xml:space="preserve"> </w:t>
+      </w:r>
+      <w:r>
+        <w:t xml:space="preserve">Reads per second per GPU and per CPU core, dollars per billion reads, resident memory, and a streaming mode with no index to load. Many state public health laboratories have no GPU, so a pure-CPU path is a requirement, not a courtesy. We target ≥5×10⁵ reads/s on an A100-class GPU — a ten-billion-read weekly run in roughly five GPU-hours — but the measured figure is itself a primary deliverable, published whatever it turns out to be.</w:t>
+      </w:r>
+    </w:p>
+    <w:p>
+      <w:pPr>
+        <w:pStyle w:val="BodyText"/>
+      </w:pPr>
+      <w:r>
+        <w:rPr>
+          <w:i/>
+        </w:rPr>
+        <w:t xml:space="preserve">Retention on real backgrounds.</w:t>
+      </w:r>
+      <w:r>
+        <w:t xml:space="preserve"> </w:t>
+      </w:r>
+      <w:r>
+        <w:t xml:space="preserve">A 10⁴× compression ratio on simulated data proves nothing. We measure retention on CASPER (PRJNA1247874), NWSS (PRJNA747181), Tisza et al. 2023 (PRJNA966185), Wolfe et al. 2026 (PRJNA1438722) and Zephyr/Broad nasal swabs (PRJNA1052714), the last also testing cross-sample-type transfer. If real wastewater compresses only 100×, we report 100× — still operationally decisive.</w:t>
+      </w:r>
+    </w:p>
+    <w:p>
+      <w:pPr>
+        <w:pStyle w:val="BodyText"/>
+      </w:pPr>
+      <w:r>
+        <w:rPr>
+          <w:i/>
+        </w:rPr>
+        <w:t xml:space="preserve">Recall on historical emergence events.</w:t>
+      </w:r>
+      <w:r>
+        <w:t xml:space="preserve"> </w:t>
+      </w:r>
+      <w:r>
+        <w:t xml:space="preserve">For mpox 2022 and H5N1-in-wastewater 2024 we ask the narrow question this project owns: at the earliest timepoints where relevant reads exist in archived data,</w:t>
+      </w:r>
+      <w:r>
+        <w:t xml:space="preserve"> </w:t>
+      </w:r>
+      <w:r>
+        <w:rPr>
+          <w:b/>
+        </w:rPr>
+        <w:t xml:space="preserve">did the screener retain them?</w:t>
+      </w:r>
+      <w:r>
+        <w:t xml:space="preserve"> </w:t>
+      </w:r>
+      <w:r>
+        <w:t xml:space="preserve">Whether and when to alert is a different question this proposal does not claim to answer.</w:t>
       </w:r>
     </w:p>
     <w:p>
       <w:pPr>
         <w:pStyle w:val="Heading2"/>
       </w:pPr>
-      <w:bookmarkStart w:id="22" w:name="technical-approach"/>
-      <w:r>
-        <w:t xml:space="preserve">2. Technical Approach</w:t>
-      </w:r>
-      <w:bookmarkEnd w:id="22"/>
-    </w:p>
-    <w:p>
-      <w:pPr>
-        <w:pStyle w:val="Heading3"/>
-      </w:pPr>
-      <w:bookmarkStart w:id="23" w:name="X305c8681ac1f1f7f6f2f4c30704e2b09b5c4665"/>
-      <w:r>
-        <w:t xml:space="preserve">Aim 1 — Distilling a read-level novelty model with a recall guarantee (Months 1–7)</w:t>
-      </w:r>
-      <w:bookmarkEnd w:id="23"/>
+      <w:bookmarkStart w:id="25" w:name="X21c1cb3d432cb0416aa6fa2159fbe25ae186d8d"/>
+      <w:r>
+        <w:t xml:space="preserve">3. Deliverables, Open Availability, and Execution Speed</w:t>
+      </w:r>
+      <w:bookmarkEnd w:id="25"/>
     </w:p>
     <w:p>
       <w:pPr>
@@ -264,428 +578,115 @@
       </w:pPr>
       <w:r>
         <w:rPr>
-          <w:b/>
-        </w:rPr>
-        <w:t xml:space="preserve">Why distillation rather than a small model trained directly.</w:t>
-      </w:r>
-      <w:r>
-        <w:t xml:space="preserve"> </w:t>
-      </w:r>
-      <w:r>
-        <w:t xml:space="preserve">This is the scientific core of the project and the one claim that can be falsified. A compact network trained from scratch on leave-one-clade-out data learns what the clades it was shown look like, and degrades on clades genuinely outside that experience. Forcing the student to match the</w:t>
-      </w:r>
-      <w:r>
-        <w:t xml:space="preserve"> </w:t>
-      </w:r>
+          <w:rStyle w:val="VerbatimChar"/>
+        </w:rPr>
+        <w:t xml:space="preserve">sieve</w:t>
+      </w:r>
+      <w:r>
+        <w:t xml:space="preserve"> </w:t>
+      </w:r>
+      <w:r>
+        <w:t xml:space="preserve">will be released under MIT/Apache-2.0 on GitHub from month 3, developed in the open rather than dumped at project end: PyTorch training code, ONNX/TensorRT deployment, a pure-CPU fallback, and an nf-core Nextflow module, so programs running nf-core/mag adopt it by adding one step. Weights, calibration artefacts and benchmarks go to Hugging Face and Zenodo with a persistent DOI. We anticipate two publications, both preprinted at submission.</w:t>
+      </w:r>
+    </w:p>
+    <w:p>
+      <w:pPr>
+        <w:pStyle w:val="BodyText"/>
+      </w:pPr>
+      <w:r>
+        <w:t xml:space="preserve">We do not propose to build another benchmark: where shared benchmarks exist or emerge we will evaluate against them and contribute our leave-one-clade-out splits back. The contribution here is the model, the guarantee, and the measured operating cost.</w:t>
+      </w:r>
+    </w:p>
+    <w:p>
+      <w:pPr>
+        <w:pStyle w:val="BodyText"/>
+      </w:pPr>
+      <w:r>
+        <w:t xml:space="preserve">On execution speed: no wet-lab work, no new sample collection, no new hardware; every dataset is public and already downloaded, so analysis begins in week one. Both major checkpoints are designed to fail early rather than late.</w:t>
+      </w:r>
+    </w:p>
+    <w:p>
+      <w:pPr>
+        <w:pStyle w:val="Heading2"/>
+      </w:pPr>
+      <w:bookmarkStart w:id="26" w:name="team-and-capability"/>
+      <w:r>
+        <w:t xml:space="preserve">4. Team and Capability</w:t>
+      </w:r>
+      <w:bookmarkEnd w:id="26"/>
+    </w:p>
+    <w:p>
+      <w:pPr>
+        <w:pStyle w:val="FirstParagraph"/>
+      </w:pPr>
+      <w:r>
+        <w:rPr>
+          <w:b/>
+        </w:rPr>
+        <w:t xml:space="preserve">Sihua Peng, PhD — Principal Investigator.</w:t>
+      </w:r>
+      <w:r>
+        <w:t xml:space="preserve"> </w:t>
+      </w:r>
+      <w:r>
+        <w:t xml:space="preserve">Research Scientist, College of Public Health, University of Georgia; 40+ peer-reviewed publications (h-index 24) across computational biology, biostatistics, and machine learning. The deep-learning half of this project is demonstrated rather than asserted: the PI develops and publicly releases fine-tuned protein and biological language models (huggingface.co/sihuapeng), several at the 3B-parameter scale — the same model family that supplies Aim 1’s protein teacher channel — and that release history is the most direct evidence we can offer for this RFP’s open-availability criterion, since</w:t>
+      </w:r>
+      <w:r>
+        <w:t xml:space="preserve"> </w:t>
+      </w:r>
+      <w:r>
+        <w:rPr>
+          <w:rStyle w:val="VerbatimChar"/>
+        </w:rPr>
+        <w:t xml:space="preserve">sieve</w:t>
+      </w:r>
+      <w:r>
+        <w:t xml:space="preserve">’s weights and calibration artefacts will be published the same way, on the same platform. Alongside this the PI runs production metagenomics across Illumina, PacBio HiFi, and Nanopore platforms at scale on the GACRC SLURM cluster. The combination is rare in one group: protein-language-model engineering, distribution-free uncertainty quantification, and hands-on knowledge of what a metagenomic pipeline costs to run. The guarantee in Aim 1 is not decoration — it is the reason a public health program would be willing to discard 99.99% of its data, and stating it correctly is a statistics problem before it is a machine-learning problem.</w:t>
+      </w:r>
+    </w:p>
+    <w:p>
+      <w:pPr>
+        <w:pStyle w:val="BodyText"/>
+      </w:pPr>
+      <w:r>
+        <w:t xml:space="preserve">We welcome Blueprint’s introduction to operational partners (NWSS utilities, Georgia DPH, CASPER, Zephyr) for deployment testing, and are open to teaming with complementary TA1 or TA2 proposals.</w:t>
+      </w:r>
+    </w:p>
+    <w:p>
+      <w:pPr>
+        <w:pStyle w:val="BodyText"/>
+      </w:pPr>
       <w:r>
         <w:rPr>
           <w:i/>
         </w:rPr>
-        <w:t xml:space="preserve">representation geometry</w:t>
-      </w:r>
-      <w:r>
-        <w:t xml:space="preserve"> </w:t>
-      </w:r>
-      <w:r>
-        <w:t xml:space="preserve">of a foundation-model teacher [6,7] transfers the abstract structure of</w:t>
-      </w:r>
-      <w:r>
-        <w:t xml:space="preserve"> </w:t>
-      </w:r>
-      <w:r>
-        <w:t xml:space="preserve">“</w:t>
-      </w:r>
-      <w:r>
-        <w:t xml:space="preserve">viral-ness</w:t>
-      </w:r>
-      <w:r>
-        <w:t xml:space="preserve">”</w:t>
-      </w:r>
-      <w:r>
-        <w:t xml:space="preserve"> </w:t>
-      </w:r>
-      <w:r>
-        <w:t xml:space="preserve">rather than memorised clade identity. The training objective therefore carries two terms: a supervised loss on held-out-clade simulated data, and a representation-matching loss against frozen teacher embeddings.</w:t>
-      </w:r>
-      <w:r>
-        <w:t xml:space="preserve"> </w:t>
-      </w:r>
-      <w:r>
-        <w:rPr>
-          <w:b/>
-        </w:rPr>
-        <w:t xml:space="preserve">A month-3 ablation tests directly whether the representation-matching term is the source of cross-clade generalisation.</w:t>
-      </w:r>
-      <w:r>
-        <w:t xml:space="preserve"> </w:t>
-      </w:r>
-      <w:r>
-        <w:t xml:space="preserve">If it is not, the premise of this project is wrong and we will know early enough to act.</w:t>
-      </w:r>
-    </w:p>
-    <w:p>
-      <w:pPr>
-        <w:pStyle w:val="BodyText"/>
-      </w:pPr>
-      <w:r>
-        <w:rPr>
-          <w:b/>
-        </w:rPr>
-        <w:t xml:space="preserve">Choice of teacher is a technical decision, not a default.</w:t>
-      </w:r>
-      <w:r>
-        <w:t xml:space="preserve"> </w:t>
-      </w:r>
-      <w:r>
-        <w:t xml:space="preserve">The obvious candidate is the wrong one: Evo 2 deliberately excluded genomic sequences of viruses infecting eukaryotic hosts from its training corpus as a biosecurity measure, and consequently exhibits high perplexity on exactly the eukaryotic viral sequences that matter here [3]. We therefore build the teacher as an ensemble of a protein channel (ESM-2 [5] applied to six-frame translations of reads, which retains signal where nucleotide identity has diverged past recognition) and a nucleotide channel from the DNABERT-2/ViraLM and Nucleotide Transformer families [1,4]. The teacher is used offline, on training data only, and is not part of the deliverable.</w:t>
-      </w:r>
-    </w:p>
-    <w:p>
-      <w:pPr>
-        <w:pStyle w:val="BodyText"/>
-      </w:pPr>
-      <w:r>
-        <w:rPr>
-          <w:b/>
-        </w:rPr>
-        <w:t xml:space="preserve">Labels come from construction, not from the teacher.</w:t>
-      </w:r>
-      <w:r>
-        <w:t xml:space="preserve"> </w:t>
-      </w:r>
-      <w:r>
-        <w:t xml:space="preserve">Entire clades are removed from every reference, training, and teacher-fitting set; reads are then simulated from the held-out genomes under realistic platform error profiles at 75–300 bp and embedded in real wastewater backgrounds. Ground truth is exact by construction. Difficulty is indexed continuously by ANI to the nearest retained neighbour rather than by a binary novel/known label, and all results are reported per difficulty stratum, because pooling hides the sub-80% regime where a genuinely novel agent actually sits.</w:t>
-      </w:r>
-    </w:p>
-    <w:p>
-      <w:pPr>
-        <w:pStyle w:val="BodyText"/>
-      </w:pPr>
-      <w:r>
-        <w:rPr>
-          <w:b/>
-        </w:rPr>
-        <w:t xml:space="preserve">The model has two heads, because most of the unknown in wastewater is not viral.</w:t>
-      </w:r>
-      <w:r>
-        <w:t xml:space="preserve"> </w:t>
-      </w:r>
-      <w:r>
-        <w:t xml:space="preserve">We estimate p(viral) and p(outside known viral space) separately; only reads scoring high on both enter the retained set. Architecturally the student is a reverse-complement-equivariant dilated convolutional network [8] of ≤5M parameters, quantised to INT8, handling both strands and both nucleic-acid types, with long reads processed as overlapping chunks.</w:t>
-      </w:r>
-    </w:p>
-    <w:p>
-      <w:pPr>
-        <w:pStyle w:val="BodyText"/>
-      </w:pPr>
-      <w:r>
-        <w:rPr>
-          <w:b/>
-        </w:rPr>
-        <w:t xml:space="preserve">The guarantee is what makes it deployable.</w:t>
-      </w:r>
-      <w:r>
-        <w:t xml:space="preserve"> </w:t>
-      </w:r>
-      <w:r>
-        <w:t xml:space="preserve">Using conformal risk control [9], we select the retention threshold λ so that the expected fraction of true novel reads falling in the</w:t>
-      </w:r>
-      <w:r>
-        <w:t xml:space="preserve"> </w:t>
-      </w:r>
-      <w:r>
-        <w:rPr>
-          <w:i/>
-        </w:rPr>
-        <w:t xml:space="preserve">discarded</w:t>
-      </w:r>
-      <w:r>
-        <w:t xml:space="preserve"> </w:t>
-      </w:r>
-      <w:r>
-        <w:t xml:space="preserve">set is at most ε with confidence 1−δ. The headline deliverable of Aim 1 is not a single operating point but the</w:t>
-      </w:r>
-      <w:r>
-        <w:t xml:space="preserve"> </w:t>
-      </w:r>
-      <w:r>
-        <w:rPr>
-          <w:b/>
-        </w:rPr>
-        <w:t xml:space="preserve">(ε, compression-ratio) curve</w:t>
-      </w:r>
-      <w:r>
-        <w:t xml:space="preserve">: state the miss rate you can tolerate, and we state how many orders of magnitude of data disappear.</w:t>
-      </w:r>
-    </w:p>
-    <w:p>
-      <w:pPr>
-        <w:pStyle w:val="BodyText"/>
-      </w:pPr>
-      <w:r>
-        <w:t xml:space="preserve">We will also state plainly where the guarantee weakens. Conformal risk control assumes exchangeability, and catchments, seasons, and library chemistries are not exchangeable with one another. We therefore calibrate per site on a rolling window and report, as a named deliverable rather than an appendix, how far the bound degrades under deliberate distribution shift across sites, seasons, and sequencing platforms.</w:t>
-      </w:r>
-    </w:p>
-    <w:p>
-      <w:pPr>
-        <w:pStyle w:val="Heading3"/>
-      </w:pPr>
-      <w:bookmarkStart w:id="24" w:name="X5e465053c7a9ff74a63f19b0ddff7484583013b"/>
-      <w:r>
-        <w:t xml:space="preserve">Aim 2 — Production characterisation and drop-in deployment (Months 4–12)</w:t>
-      </w:r>
-      <w:bookmarkEnd w:id="24"/>
-    </w:p>
-    <w:p>
-      <w:pPr>
-        <w:pStyle w:val="FirstParagraph"/>
-      </w:pPr>
-      <w:r>
-        <w:t xml:space="preserve">The decisive experiment is one sentence:</w:t>
-      </w:r>
-      <w:r>
-        <w:t xml:space="preserve"> </w:t>
-      </w:r>
-      <w:r>
-        <w:rPr>
-          <w:b/>
-        </w:rPr>
-        <w:t xml:space="preserve">feed a downstream pipeline 0.01% of the reads and ask whether it still finds the same things.</w:t>
-      </w:r>
-      <w:r>
-        <w:t xml:space="preserve"> </w:t>
-      </w:r>
-      <w:r>
-        <w:t xml:space="preserve">We install SIEVE-MGS in front of nf-core/mag, mgs-workflow, Kraken2/Bracken, and geNomad, and compare full-input against screened-input results for concordance of recovered taxa, contigs, and flagged candidates, alongside end-to-end wall-clock and dollar cost.</w:t>
-      </w:r>
-      <w:r>
-        <w:t xml:space="preserve"> </w:t>
-      </w:r>
-      <w:r>
-        <w:t xml:space="preserve">“</w:t>
-      </w:r>
-      <w:r>
-        <w:t xml:space="preserve">The same answers for a thousandth of the compute</w:t>
-      </w:r>
-      <w:r>
-        <w:t xml:space="preserve">”</w:t>
-      </w:r>
-      <w:r>
-        <w:t xml:space="preserve"> </w:t>
-      </w:r>
-      <w:r>
-        <w:t xml:space="preserve">is the claim that determines whether a program such as CDC Biothreat Radar, NWSS, or mSCAPE can actually adopt this, and it is measured rather than asserted.</w:t>
-      </w:r>
-    </w:p>
-    <w:p>
-      <w:pPr>
-        <w:pStyle w:val="BodyText"/>
-      </w:pPr>
-      <w:r>
-        <w:t xml:space="preserve">Three further characterisations run in parallel.</w:t>
-      </w:r>
-    </w:p>
-    <w:p>
-      <w:pPr>
-        <w:pStyle w:val="BodyText"/>
-      </w:pPr>
-      <w:r>
-        <w:rPr>
-          <w:i/>
-        </w:rPr>
-        <w:t xml:space="preserve">Throughput and cost.</w:t>
-      </w:r>
-      <w:r>
-        <w:t xml:space="preserve"> </w:t>
-      </w:r>
-      <w:r>
-        <w:t xml:space="preserve">Reads per second per GPU and per CPU core, dollars per billion reads on commodity cloud, resident memory, and a streaming mode that scores reads as they come off the instrument with no index to load. Many state public health laboratories have no GPU at all, so a pure-CPU path is a requirement rather than a courtesy. Our target is ≥5×10⁵ reads/s on an A100-class GPU — a ten-billion-read weekly run screened in roughly five GPU-hours — but the measured figure is itself a primary deliverable, and we will publish it whatever it turns out to be.</w:t>
-      </w:r>
-    </w:p>
-    <w:p>
-      <w:pPr>
-        <w:pStyle w:val="BodyText"/>
-      </w:pPr>
-      <w:r>
-        <w:rPr>
-          <w:i/>
-        </w:rPr>
-        <w:t xml:space="preserve">Retention on real backgrounds.</w:t>
-      </w:r>
-      <w:r>
-        <w:t xml:space="preserve"> </w:t>
-      </w:r>
-      <w:r>
-        <w:t xml:space="preserve">A 10⁴× compression ratio on simulated data proves nothing. We measure retention on CASPER (PRJNA1247874), NWSS (PRJNA747181), Tisza et al. 2023 (PRJNA966185), Wolfe et al. 2026 (PRJNA1438722), and Zephyr/Broad pooled nasal swabs (PRJNA1052714), which also tests whether the screener transfers across sample types with different complexity and host fraction. If real wastewater compresses only 100×, we report 100×, because 100× is still operationally decisive.</w:t>
-      </w:r>
-    </w:p>
-    <w:p>
-      <w:pPr>
-        <w:pStyle w:val="BodyText"/>
-      </w:pPr>
-      <w:r>
-        <w:rPr>
-          <w:i/>
-        </w:rPr>
-        <w:t xml:space="preserve">Recall on historical emergence events.</w:t>
-      </w:r>
-      <w:r>
-        <w:t xml:space="preserve"> </w:t>
-      </w:r>
-      <w:r>
-        <w:t xml:space="preserve">For mpox 2022 and H5N1-in-wastewater 2024, we ask the narrow question this project is responsible for: at the earliest timepoints where the relevant reads exist in archived data,</w:t>
-      </w:r>
-      <w:r>
-        <w:t xml:space="preserve"> </w:t>
-      </w:r>
-      <w:r>
-        <w:rPr>
-          <w:b/>
-        </w:rPr>
-        <w:t xml:space="preserve">did the screener retain them?</w:t>
-      </w:r>
-      <w:r>
-        <w:t xml:space="preserve"> </w:t>
-      </w:r>
-      <w:r>
-        <w:t xml:space="preserve">Whether and when to alert is a different question, and not one this proposal claims to answer.</w:t>
+        <w:t xml:space="preserve">Companion submission disclosure:</w:t>
+      </w:r>
+      <w:r>
+        <w:t xml:space="preserve"> </w:t>
+      </w:r>
+      <w:r>
+        <w:t xml:space="preserve">our group is separately submitting a TA3 EOI (</w:t>
+      </w:r>
+      <w:r>
+        <w:rPr>
+          <w:b/>
+        </w:rPr>
+        <w:t xml:space="preserve">DPD</w:t>
+      </w:r>
+      <w:r>
+        <w:t xml:space="preserve">, sequential detection statistics and budget-to-lead-time modelling), led by Prof. Justin Bahl as Principal Investigator. The two are complementary but independent: SIEVE-MGS decides which reads are worth keeping; DPD decides when a trajectory warrants an alert and what it costs. Each is self-contained, independently scoped and budgeted, and separately led; neither depends on the other being funded.</w:t>
       </w:r>
     </w:p>
     <w:p>
       <w:pPr>
         <w:pStyle w:val="Heading2"/>
       </w:pPr>
-      <w:bookmarkStart w:id="25" w:name="deliverables-and-open-availability"/>
-      <w:r>
-        <w:t xml:space="preserve">3. Deliverables and Open Availability</w:t>
-      </w:r>
-      <w:bookmarkEnd w:id="25"/>
-    </w:p>
-    <w:p>
-      <w:pPr>
-        <w:pStyle w:val="FirstParagraph"/>
-      </w:pPr>
-      <w:r>
-        <w:rPr>
-          <w:rStyle w:val="VerbatimChar"/>
-        </w:rPr>
-        <w:t xml:space="preserve">sieve</w:t>
-      </w:r>
-      <w:r>
-        <w:t xml:space="preserve"> </w:t>
-      </w:r>
-      <w:r>
-        <w:t xml:space="preserve">will be released under MIT/Apache-2.0 on GitHub from month 3, developed in the open rather than dumped at project end: PyTorch training code, ONNX/TensorRT deployment paths, a pure-CPU fallback, and an nf-core-conventional Nextflow module so that programs already running nf-core/mag can adopt it by adding one step. Pretrained weights and the per-site calibration artefacts go to Hugging Face and to Zenodo with a persistent DOI, together with the throughput and retention benchmark data. We anticipate two peer-reviewed publications, both preprinted at submission.</w:t>
-      </w:r>
-    </w:p>
-    <w:p>
-      <w:pPr>
-        <w:pStyle w:val="BodyText"/>
-      </w:pPr>
-      <w:r>
-        <w:t xml:space="preserve">We deliberately do not propose to build another benchmark dataset. Where shared benchmarks for novel-pathogen detection exist or emerge, we will evaluate against them and contribute our leave-one-clade-out splits back; the contribution here is the model, the guarantee, and the measured operating cost.</w:t>
-      </w:r>
-    </w:p>
-    <w:p>
-      <w:pPr>
-        <w:pStyle w:val="Heading2"/>
-      </w:pPr>
-      <w:bookmarkStart w:id="26" w:name="speed-of-execution-and-risk-posture"/>
-      <w:r>
-        <w:t xml:space="preserve">4. Speed of Execution and Risk Posture</w:t>
-      </w:r>
-      <w:bookmarkEnd w:id="26"/>
-    </w:p>
-    <w:p>
-      <w:pPr>
-        <w:pStyle w:val="FirstParagraph"/>
-      </w:pPr>
-      <w:r>
-        <w:t xml:space="preserve">The project requires no wet-lab work, no new sample collection, and no new hardware. Every primary dataset is public and already downloaded by our group; GACRC provides GPU, CPU, storage, and container infrastructure. Analysis begins in week one. The month-3 ablation is a genuine go/no-go with a defined fallback rather than a checkpoint that cannot fail, and the retention measurement on real data is deliberately scheduled at month 2, before substantial effort is committed to a compression ratio that real backgrounds may not support.</w:t>
-      </w:r>
-    </w:p>
-    <w:p>
-      <w:pPr>
-        <w:pStyle w:val="Heading2"/>
-      </w:pPr>
-      <w:bookmarkStart w:id="27" w:name="team-and-capability"/>
-      <w:r>
-        <w:t xml:space="preserve">5. Team and Capability</w:t>
+      <w:bookmarkStart w:id="27" w:name="budget-summary-approximate-12-months"/>
+      <w:r>
+        <w:t xml:space="preserve">5. Budget Summary (approximate, 12 months)</w:t>
       </w:r>
       <w:bookmarkEnd w:id="27"/>
-    </w:p>
-    <w:p>
-      <w:pPr>
-        <w:pStyle w:val="FirstParagraph"/>
-      </w:pPr>
-      <w:r>
-        <w:t xml:space="preserve">The PI has 40+ peer-reviewed publications (h-index 24) spanning computational biology and biostatistics, combining formal training in statistical methodology and experimental design with current production metagenomics work across Illumina, PacBio HiFi, and Nanopore platforms. Existing pipelines run at scale on the GACRC SLURM cluster via Nextflow and Apptainer, using sourmash, geNomad, VirSorter2, GOTTCHA2, and Kraken2/Bracken. The combination this project requires is unusual: deep-learning engineering on one side and distribution-free uncertainty quantification on the other, joined to hands-on experience of what a metagenomic pipeline actually costs to run at scale. The guarantee in Aim 1 is not decoration — it is the reason a public health program would be willing to discard 99.99% of its data, and stating it correctly is a statistics problem before it is a machine-learning problem.</w:t>
-      </w:r>
-    </w:p>
-    <w:p>
-      <w:pPr>
-        <w:pStyle w:val="BodyText"/>
-      </w:pPr>
-      <w:r>
-        <w:t xml:space="preserve">GACRC provides all compute, storage, and container infrastructure; no new hardware is requested. We welcome Blueprint’s introduction to operational partners (NWSS-participating utilities, Georgia DPH, CASPER, Zephyr) for deployment testing, and are open to teaming with groups submitting complementary TA1 or TA2 proposals — a calibrated pre-filter is a natural integration point for any downstream detection method.</w:t>
-      </w:r>
-    </w:p>
-    <w:p>
-      <w:pPr>
-        <w:pStyle w:val="BodyText"/>
-      </w:pPr>
-      <w:r>
-        <w:rPr>
-          <w:i/>
-        </w:rPr>
-        <w:t xml:space="preserve">Companion submission disclosure:</w:t>
-      </w:r>
-      <w:r>
-        <w:t xml:space="preserve"> </w:t>
-      </w:r>
-      <w:r>
-        <w:t xml:space="preserve">our group is separately submitting two other EOIs —</w:t>
-      </w:r>
-      <w:r>
-        <w:t xml:space="preserve"> </w:t>
-      </w:r>
-      <w:r>
-        <w:rPr>
-          <w:b/>
-        </w:rPr>
-        <w:t xml:space="preserve">NOVA-MGS</w:t>
-      </w:r>
-      <w:r>
-        <w:t xml:space="preserve"> </w:t>
-      </w:r>
-      <w:r>
-        <w:t xml:space="preserve">(TA1, reference-free novelty scoring and evidence verification on assembled contigs) and</w:t>
-      </w:r>
-      <w:r>
-        <w:t xml:space="preserve"> </w:t>
-      </w:r>
-      <w:r>
-        <w:rPr>
-          <w:b/>
-        </w:rPr>
-        <w:t xml:space="preserve">DPD</w:t>
-      </w:r>
-      <w:r>
-        <w:t xml:space="preserve"> </w:t>
-      </w:r>
-      <w:r>
-        <w:t xml:space="preserve">(TA3, sequential detection statistics and budget-to-lead-time modelling). SIEVE-MGS is scientifically independent of both and differs in the dimension that matters: it operates on unassembled reads rather than contigs, its objective is throughput under a recall guarantee rather than calibrated ranking, and its deliverable is a filter that precedes any detection stack rather than a detector. Each of the three is fully self-contained, independently scoped, and independently budgeted. None depends on any other being funded.</w:t>
-      </w:r>
-    </w:p>
-    <w:p>
-      <w:pPr>
-        <w:pStyle w:val="Heading2"/>
-      </w:pPr>
-      <w:bookmarkStart w:id="28" w:name="budget-summary-approximate-12-months"/>
-      <w:r>
-        <w:t xml:space="preserve">6. Budget Summary (approximate, 12 months)</w:t>
-      </w:r>
-      <w:bookmarkEnd w:id="28"/>
     </w:p>
     <w:tbl>
       <w:tblPr>
@@ -970,128 +971,91 @@
         <w:pStyle w:val="BodyText"/>
       </w:pPr>
       <w:r>
-        <w:t xml:space="preserve">The compute line is the largest non-personnel item and is genuinely required: generating teacher embeddings over the training corpus and characterising inference throughput on multiple hardware classes are both GPU-bound, and the throughput numbers are worthless if measured on a single device type. GACRC provides cluster compute, storage, and container infrastructure to the PI at no charge, so this line covers cloud burst capacity and archival hosting only. Indirect costs are budgeted at Blueprint’s published 10% cap; the University of Georgia’s negotiated F&amp;A rate exceeds this, and the institutional waiver request is being initiated through the Office of Research now rather than at Full Proposal stage. The project is modular:</w:t>
-      </w:r>
-      <w:r>
-        <w:t xml:space="preserve"> </w:t>
-      </w:r>
-      <w:r>
-        <w:rPr>
-          <w:b/>
-        </w:rPr>
-        <w:t xml:space="preserve">Aim 1 alone constitutes a coherent standalone effort at approximately $175,000</w:t>
-      </w:r>
-      <w:r>
-        <w:t xml:space="preserve"> </w:t>
-      </w:r>
-      <w:r>
-        <w:t xml:space="preserve">should Blueprint prefer a tighter scope.</w:t>
+        <w:t xml:space="preserve">The compute line is genuinely required: teacher embeddings and cross-hardware throughput characterisation are both GPU-bound, and throughput measured on one device is worthless. GACRC provides cluster compute and storage at no charge, so it covers cloud burst and archival hosting only. Indirect costs are at Blueprint’s published 10% cap; UGA’s negotiated F&amp;A rate exceeds this, and the institutional waiver is being initiated through the Office of Research now rather than at Full Proposal stage. The project is modular:</w:t>
+      </w:r>
+      <w:r>
+        <w:t xml:space="preserve"> </w:t>
+      </w:r>
+      <w:r>
+        <w:rPr>
+          <w:b/>
+        </w:rPr>
+        <w:t xml:space="preserve">Aim 1 alone is a coherent standalone effort at approximately $175,000</w:t>
+      </w:r>
+      <w:r>
+        <w:t xml:space="preserve">.</w:t>
       </w:r>
     </w:p>
     <w:p>
       <w:pPr>
         <w:pStyle w:val="Heading2"/>
       </w:pPr>
-      <w:bookmarkStart w:id="29" w:name="risks-and-mitigations"/>
-      <w:r>
-        <w:t xml:space="preserve">7. Risks and Mitigations</w:t>
+      <w:bookmarkStart w:id="28" w:name="risks-and-mitigations"/>
+      <w:r>
+        <w:t xml:space="preserve">6. Risks and Mitigations</w:t>
+      </w:r>
+      <w:bookmarkEnd w:id="28"/>
+    </w:p>
+    <w:p>
+      <w:pPr>
+        <w:pStyle w:val="FirstParagraph"/>
+      </w:pPr>
+      <w:r>
+        <w:rPr>
+          <w:b/>
+        </w:rPr>
+        <w:t xml:space="preserve">Distillation may not transfer across clades.</w:t>
+      </w:r>
+      <w:r>
+        <w:t xml:space="preserve"> </w:t>
+      </w:r>
+      <w:r>
+        <w:t xml:space="preserve">The central assumption, tested first: a month-3 ablation against an identically sized model trained without the representation-matching term, stratified by ANI. If the term buys nothing, the fallback is a larger student — still two orders of magnitude faster than the teacher — and the result is itself publishable.</w:t>
+      </w:r>
+    </w:p>
+    <w:p>
+      <w:pPr>
+        <w:pStyle w:val="BodyText"/>
+      </w:pPr>
+      <w:r>
+        <w:rPr>
+          <w:b/>
+        </w:rPr>
+        <w:t xml:space="preserve">Real backgrounds may compress far less than simulated ones.</w:t>
+      </w:r>
+      <w:r>
+        <w:t xml:space="preserve"> </w:t>
+      </w:r>
+      <w:r>
+        <w:t xml:space="preserve">Measured at month 2, not month 10. The deliverable is the (ε, compression) curve, not a marketing number.</w:t>
+      </w:r>
+    </w:p>
+    <w:p>
+      <w:pPr>
+        <w:pStyle w:val="BodyText"/>
+      </w:pPr>
+      <w:r>
+        <w:rPr>
+          <w:b/>
+        </w:rPr>
+        <w:t xml:space="preserve">Exchangeability failure weakens the conformal bound, and a very divergent agent may evade any learned representation.</w:t>
+      </w:r>
+      <w:r>
+        <w:t xml:space="preserve"> </w:t>
+      </w:r>
+      <w:r>
+        <w:t xml:space="preserve">The first is handled by per-site rolling calibration with degradation quantified under shift stress tests. The second is why the screener is deliberately high-recall, low-precision: we bound what is discarded, not what is retained — false positives are the downstream stack’s job.</w:t>
+      </w:r>
+    </w:p>
+    <w:p>
+      <w:pPr>
+        <w:pStyle w:val="Heading2"/>
+      </w:pPr>
+      <w:bookmarkStart w:id="29" w:name="references"/>
+      <w:r>
+        <w:t xml:space="preserve">7. References</w:t>
       </w:r>
       <w:bookmarkEnd w:id="29"/>
-    </w:p>
-    <w:p>
-      <w:pPr>
-        <w:pStyle w:val="FirstParagraph"/>
-      </w:pPr>
-      <w:r>
-        <w:rPr>
-          <w:b/>
-        </w:rPr>
-        <w:t xml:space="preserve">Representation distillation may not transfer across clades.</w:t>
-      </w:r>
-      <w:r>
-        <w:t xml:space="preserve"> </w:t>
-      </w:r>
-      <w:r>
-        <w:t xml:space="preserve">This is the project’s central assumption and is tested first. The month-3 ablation compares the distilled student against an identically sized model trained without the representation-matching term, stratified by ANI to nearest retained neighbour. If the term buys nothing, the fallback is a larger student — still two orders of magnitude faster than the teacher — and the finding itself is publishable and useful to the field.</w:t>
-      </w:r>
-    </w:p>
-    <w:p>
-      <w:pPr>
-        <w:pStyle w:val="BodyText"/>
-      </w:pPr>
-      <w:r>
-        <w:rPr>
-          <w:b/>
-        </w:rPr>
-        <w:t xml:space="preserve">Real backgrounds may compress far less than simulated ones.</w:t>
-      </w:r>
-      <w:r>
-        <w:t xml:space="preserve"> </w:t>
-      </w:r>
-      <w:r>
-        <w:t xml:space="preserve">Measured at month 2 on real wastewater rather than at month 10. We report the achieved compression honestly; the deliverable is the (ε, compression) curve, not a marketing number.</w:t>
-      </w:r>
-    </w:p>
-    <w:p>
-      <w:pPr>
-        <w:pStyle w:val="BodyText"/>
-      </w:pPr>
-      <w:r>
-        <w:rPr>
-          <w:b/>
-        </w:rPr>
-        <w:t xml:space="preserve">Exchangeability failure weakens the conformal bound.</w:t>
-      </w:r>
-      <w:r>
-        <w:t xml:space="preserve"> </w:t>
-      </w:r>
-      <w:r>
-        <w:t xml:space="preserve">Mitigated by per-site rolling calibration, and quantified by deliberate shift stress tests across site, season, and platform. Where the bound does not hold, we say so and report the empirical degradation.</w:t>
-      </w:r>
-    </w:p>
-    <w:p>
-      <w:pPr>
-        <w:pStyle w:val="BodyText"/>
-      </w:pPr>
-      <w:r>
-        <w:rPr>
-          <w:b/>
-        </w:rPr>
-        <w:t xml:space="preserve">A sufficiently divergent agent may evade any learned representation.</w:t>
-      </w:r>
-      <w:r>
-        <w:t xml:space="preserve"> </w:t>
-      </w:r>
-      <w:r>
-        <w:t xml:space="preserve">The screener is deliberately configured for high recall at low precision: we bound what is discarded, not what is retained. Controlling false positives is the downstream stack’s job, which is exactly why this is proposed as a pre-filter and not as a detector.</w:t>
-      </w:r>
-    </w:p>
-    <w:p>
-      <w:pPr>
-        <w:pStyle w:val="BodyText"/>
-      </w:pPr>
-      <w:r>
-        <w:rPr>
-          <w:b/>
-        </w:rPr>
-        <w:t xml:space="preserve">Read-level scores are weak individually.</w:t>
-      </w:r>
-      <w:r>
-        <w:t xml:space="preserve"> </w:t>
-      </w:r>
-      <w:r>
-        <w:t xml:space="preserve">Single reads carry little information, so scores are aggregated to k-mer or minimiser-defined read clusters before any candidate is emitted, and both read-level and cluster-level operating characteristics are reported.</w:t>
-      </w:r>
-    </w:p>
-    <w:p>
-      <w:pPr>
-        <w:pStyle w:val="Heading2"/>
-      </w:pPr>
-      <w:bookmarkStart w:id="30" w:name="references"/>
-      <w:r>
-        <w:t xml:space="preserve">8. References</w:t>
-      </w:r>
-      <w:bookmarkEnd w:id="30"/>
     </w:p>
     <w:p>
       <w:pPr>
@@ -1393,7 +1357,10 @@
         </w:pict>
       </w:r>
     </w:p>
-    <w:sectPr/>
+    <w:sectPr>
+      <w:pgSz w:w="12240" w:h="15840"/>
+      <w:pgMar w:top="1008" w:bottom="1008" w:left="1008" w:right="1008"/>
+    </w:sectPr>
   </w:body>
 </w:document>
 </file>
@@ -1695,6 +1662,13 @@
   <w:style w:type="paragraph" w:default="1" w:styleId="Normal">
     <w:name w:val="Normal"/>
     <w:qFormat/>
+    <w:pPr>
+      <w:spacing w:line="240" w:lineRule="auto" w:after="40"/>
+    </w:pPr>
+    <w:rPr>
+      <w:rFonts w:ascii="Arial" w:hAnsi="Arial"/>
+      <w:sz w:val="19"/>
+    </w:rPr>
   </w:style>
   <w:style w:type="paragraph" w:styleId="BodyText">
     <w:name w:val="Body Text"/>
@@ -1727,15 +1701,15 @@
     <w:pPr>
       <w:keepNext/>
       <w:keepLines/>
-      <w:spacing w:before="480" w:after="240"/>
+      <w:spacing w:before="80" w:after="40"/>
       <w:jc w:val="center"/>
     </w:pPr>
     <w:rPr>
-      <w:rFonts w:asciiTheme="majorHAnsi" w:eastAsiaTheme="majorEastAsia" w:hAnsiTheme="majorHAnsi" w:cstheme="majorBidi"/>
+      <w:rFonts w:asciiTheme="majorHAnsi" w:eastAsiaTheme="majorEastAsia" w:hAnsiTheme="majorHAnsi" w:cstheme="majorBidi" w:ascii="Arial" w:hAnsi="Arial"/>
       <w:b/>
       <w:bCs/>
-      <w:color w:val="345A8A" w:themeColor="accent1" w:themeShade="B5"/>
-      <w:sz w:val="36"/>
+      <w:color w:val="000000"/>
+      <w:sz w:val="28"/>
       <w:szCs w:val="36"/>
     </w:rPr>
   </w:style>

--- a/EOI_SIEVE-MGS/EOI_SIEVE-MGS_Blueprint_Biosecurity.docx
+++ b/EOI_SIEVE-MGS/EOI_SIEVE-MGS_Blueprint_Biosecurity.docx
@@ -196,7 +196,7 @@
         <w:pStyle w:val="BodyText"/>
       </w:pPr>
       <w:r>
-        <w:t xml:space="preserve">This is a structural constraint, not a resource complaint. Foundation models have measurably improved novel-virus recognition — ViraLM is the clearest demonstration [1] — but cost milliseconds of GPU time per sequence, four to five orders of magnitude too slow for weekly operation at catchment scale. The standard response is to assemble first and score contigs instead of reads. That fails precisely where early warning lives: an agent at 10⁻⁷ relative abundance contributes a handful of reads and will never form a contig. Assembly is not a neutral efficiency step — it is a sensitivity floor, placed exactly under the signal we are trying to catch.</w:t>
+        <w:t xml:space="preserve">This is a structural constraint, not a resource complaint. Foundation models have measurably improved novel-virus recognition — ViraLM is the clearest demonstration [1] — but cost milliseconds of GPU time per sequence, four to five orders of magnitude too slow for weekly catchment-scale operation. The standard response is to assemble first and score contigs instead of reads. That fails precisely where early warning lives: an agent at 10⁻⁷ relative abundance contributes a handful of reads and will never form a contig. Assembly is not a neutral efficiency step — it is a sensitivity floor, placed exactly under the signal we are trying to catch.</w:t>
       </w:r>
     </w:p>
     <w:p>
@@ -356,7 +356,7 @@
         <w:t xml:space="preserve">ESM-2 [5] alone</w:t>
       </w:r>
       <w:r>
-        <w:t xml:space="preserve">, applied to all six translation frames and pooled across them: its UniRef corpus does contain viral proteins, and its representations survive the divergence range where early warning operates. Reads with no coding content are not a blind spot — all six frames embed far from protein space, itself informative — and viral genomes are gene-dense. Embedding quality at ~50 aa is a month-1 check. The teacher runs offline, on training data only, and is not a deliverable.</w:t>
+        <w:t xml:space="preserve">, applied to all six translation frames and pooled across them: its UniRef corpus does contain viral proteins, and its representations survive the divergence range where early warning operates. Reads with no coding content are not a blind spot: all six frames embed far from protein space, itself informative. Embedding quality at ~50 aa is a month-1 check. The teacher runs offline, on training data only, and is not a deliverable.</w:t>
       </w:r>
     </w:p>
     <w:p>
@@ -373,7 +373,7 @@
         <w:t xml:space="preserve"> </w:t>
       </w:r>
       <w:r>
-        <w:t xml:space="preserve">Entire clades are removed from every reference, training and teacher-fitting set; reads are simulated from held-out genomes under realistic error profiles at 75–300 bp and embedded in real wastewater backgrounds, so ground truth is exact. Difficulty is indexed by ANI to the nearest retained neighbour and reported per stratum, because pooling hides the sub-80% regime where a genuinely novel agent sits.</w:t>
+        <w:t xml:space="preserve">Entire clades are removed from every reference, training and teacher-fitting set; reads are simulated from held-out genomes under realistic error profiles at 75–300 bp and embedded in real wastewater background, so ground truth is exact. Difficulty is indexed by ANI to the nearest retained neighbour and reported per stratum, because pooling hides the sub-80% regime where a genuinely novel agent sits.</w:t>
       </w:r>
     </w:p>
     <w:p>
@@ -384,13 +384,13 @@
         <w:rPr>
           <w:b/>
         </w:rPr>
-        <w:t xml:space="preserve">The model has two heads, because most of the unknown in wastewater is not viral.</w:t>
-      </w:r>
-      <w:r>
-        <w:t xml:space="preserve"> </w:t>
-      </w:r>
-      <w:r>
-        <w:t xml:space="preserve">We estimate p(viral) and p(outside known viral space) separately; only reads high on both are retained. The student is a reverse-complement-equivariant dilated CNN [8] of ≤5M parameters, INT8-quantised, handling both strands and nucleic-acid types, with long reads chunked.</w:t>
+        <w:t xml:space="preserve">The model has two heads, and the negative class is not clean.</w:t>
+      </w:r>
+      <w:r>
+        <w:t xml:space="preserve"> </w:t>
+      </w:r>
+      <w:r>
+        <w:t xml:space="preserve">We estimate p(vertebrate-infecting) and p(outside known viral space) separately — phage dominates the wastewater virome and is background here, not signal — and retain only reads high on both. Real background is not a clean negative set: it contains known viruses, which we relabel by reference matching, and unknown ones, which we cannot identify and which are precisely our target. We therefore train under a positive–unlabeled formulation [9] rather than treating background as negative, and estimate the residual positive fraction so reported false-positive rates are not inflated by correct detections. The student is a reverse-complement-equivariant dilated CNN [8] of ≤5M parameters, INT8-quantised, handling both strands and nucleic-acid types, with long reads chunked.</w:t>
       </w:r>
     </w:p>
     <w:p>
@@ -407,7 +407,7 @@
         <w:t xml:space="preserve"> </w:t>
       </w:r>
       <w:r>
-        <w:t xml:space="preserve">Using conformal risk control [9] we select the retention threshold λ so that the expected fraction of true novel reads in the</w:t>
+        <w:t xml:space="preserve">Using conformal risk control [10] we select the retention threshold λ so that the expected fraction of true novel reads in the</w:t>
       </w:r>
       <w:r>
         <w:t xml:space="preserve"> </w:t>
@@ -434,7 +434,7 @@
         <w:t xml:space="preserve">(ε, compression-ratio) curve</w:t>
       </w:r>
       <w:r>
-        <w:t xml:space="preserve">: state the miss rate you can tolerate, and we state how many orders of magnitude of data disappear. We also state where it weakens: conformal risk control assumes exchangeability, and catchments, seasons and library chemistries are not, so we calibrate per site on a rolling window and report — as a named deliverable — how far the bound degrades under deliberate shift.</w:t>
+        <w:t xml:space="preserve">: state the miss rate you can tolerate, and we state how many orders of magnitude of data disappear. We also state where it weakens: conformal risk control assumes exchangeability, and catchments, seasons and library chemistries are not, so we calibrate per site on a rolling window and report how far the bound degrades under deliberate shift.</w:t>
       </w:r>
     </w:p>
     <w:p>
@@ -467,7 +467,7 @@
         <w:t xml:space="preserve"> </w:t>
       </w:r>
       <w:r>
-        <w:t xml:space="preserve">We install SIEVE-MGS in front of nf-core/mag, mgs-workflow, Kraken2/Bracken, and geNomad and compare full-input against screened-input results for concordance of recovered taxa, contigs, and flagged candidates, alongside wall-clock and cost.</w:t>
+        <w:t xml:space="preserve">We install SIEVE-MGS in front of nf-core/mag, mgs-workflow, Kraken2/Bracken and geNomad and compare full-input against screened-input results for concordance of recovered taxa, contigs and flagged candidates, alongside wall-clock and cost.</w:t>
       </w:r>
       <w:r>
         <w:t xml:space="preserve"> </w:t>
@@ -485,7 +485,7 @@
         <w:t xml:space="preserve"> </w:t>
       </w:r>
       <w:r>
-        <w:t xml:space="preserve">is what determines whether CDC Biothreat Radar, NWSS, or mSCAPE can actually adopt this, and it is measured rather than asserted.</w:t>
+        <w:t xml:space="preserve">is what determines whether CDC Biothreat Radar, NWSS or mSCAPE can adopt this, and it is measured rather than asserted.</w:t>
       </w:r>
     </w:p>
     <w:p>
@@ -510,7 +510,7 @@
         <w:t xml:space="preserve"> </w:t>
       </w:r>
       <w:r>
-        <w:t xml:space="preserve">Reads per second per GPU and per CPU core, dollars per billion reads, resident memory, and a streaming mode with no index to load. Many state public health laboratories have no GPU, so a pure-CPU path is a requirement, not a courtesy. We target ≥5×10⁵ reads/s on an A100-class GPU — a ten-billion-read weekly run in roughly five GPU-hours — but the measured figure is itself a primary deliverable, published whatever it turns out to be.</w:t>
+        <w:t xml:space="preserve">Reads per second per GPU and per CPU core, dollars per billion reads, resident memory, and a streaming mode with no index to load. Many state public health laboratories have no GPU, so a pure-CPU path is a requirement, not a courtesy. We target ≥5×10⁵ reads/s on an A100-class GPU, but the measured figure is itself a primary deliverable, published whatever it turns out to be.</w:t>
       </w:r>
     </w:p>
     <w:p>
@@ -527,7 +527,7 @@
         <w:t xml:space="preserve"> </w:t>
       </w:r>
       <w:r>
-        <w:t xml:space="preserve">A 10⁴× compression ratio on simulated data proves nothing. We measure retention on CASPER (PRJNA1247874), NWSS (PRJNA747181), Tisza et al. 2023 (PRJNA966185), Wolfe et al. 2026 (PRJNA1438722) and Zephyr/Broad nasal swabs (PRJNA1052714), the last also testing cross-sample-type transfer. If real wastewater compresses only 100×, we report 100× — still operationally decisive.</w:t>
+        <w:t xml:space="preserve">A 10⁴× compression on simulated data proves nothing. We measure retention on CASPER (PRJNA1247874), NWSS (PRJNA747181), Tisza et al. 2023 (PRJNA966185), Wolfe et al. 2026 (PRJNA1438722) and Zephyr/Broad nasal swabs (PRJNA1052714), the last also testing cross-sample-type transfer. If real wastewater compresses only 100×, we report 100× — still operationally decisive.</w:t>
       </w:r>
     </w:p>
     <w:p>
@@ -586,7 +586,7 @@
         <w:t xml:space="preserve"> </w:t>
       </w:r>
       <w:r>
-        <w:t xml:space="preserve">will be released under MIT/Apache-2.0 on GitHub from month 3, developed in the open rather than dumped at project end: PyTorch training code, ONNX/TensorRT deployment, a pure-CPU fallback, and an nf-core Nextflow module, so programs running nf-core/mag adopt it by adding one step. Weights, calibration artefacts and benchmarks go to Hugging Face and Zenodo with a persistent DOI. We anticipate two publications, both preprinted at submission.</w:t>
+        <w:t xml:space="preserve">will be released under MIT/Apache-2.0 on GitHub from month 3, developed in the open rather than dumped at project end: PyTorch training code, ONNX/TensorRT deployment, a pure-CPU fallback and an nf-core Nextflow module, so programs running nf-core/mag adopt it by adding one step. Weights, calibration artefacts and benchmarks go to Hugging Face and Zenodo with a DOI. Two publications are anticipated, both preprinted at submission.</w:t>
       </w:r>
     </w:p>
     <w:p>
@@ -594,7 +594,46 @@
         <w:pStyle w:val="BodyText"/>
       </w:pPr>
       <w:r>
-        <w:t xml:space="preserve">We do not propose to build another benchmark: where shared benchmarks exist or emerge we will evaluate against them and contribute our leave-one-clade-out splits back. The contribution here is the model, the guarantee, and the measured operating cost.</w:t>
+        <w:t xml:space="preserve">We do not propose another benchmark: where shared benchmarks exist or emerge we evaluate against them and contribute our leave-one-clade-out splits back. The contribution here is the model, the guarantee and the measured operating cost. On execution speed: no wet-lab work, no new sample collection, no new hardware; every dataset is public and already downloaded, so analysis begins in week one, and both major checkpoints fail early by design.</w:t>
+      </w:r>
+    </w:p>
+    <w:p>
+      <w:pPr>
+        <w:pStyle w:val="Heading2"/>
+      </w:pPr>
+      <w:bookmarkStart w:id="26" w:name="team-and-capability"/>
+      <w:r>
+        <w:t xml:space="preserve">4. Team and Capability</w:t>
+      </w:r>
+      <w:bookmarkEnd w:id="26"/>
+    </w:p>
+    <w:p>
+      <w:pPr>
+        <w:pStyle w:val="FirstParagraph"/>
+      </w:pPr>
+      <w:r>
+        <w:rPr>
+          <w:b/>
+        </w:rPr>
+        <w:t xml:space="preserve">Sihua Peng, PhD — Principal Investigator.</w:t>
+      </w:r>
+      <w:r>
+        <w:t xml:space="preserve"> </w:t>
+      </w:r>
+      <w:r>
+        <w:t xml:space="preserve">Research Scientist, College of Public Health, University of Georgia; 40+ peer-reviewed publications (h-index 24) across computational biology, biostatistics, and machine learning. The deep-learning half of this project is demonstrated rather than asserted: the PI develops and publicly releases fine-tuned protein and biological language models (huggingface.co/sihuapeng), several at the 3B-parameter scale — the same model family as Aim 1’s teacher — and that release history is the most direct evidence we can offer for this RFP’s open-availability criterion:</w:t>
+      </w:r>
+      <w:r>
+        <w:t xml:space="preserve"> </w:t>
+      </w:r>
+      <w:r>
+        <w:rPr>
+          <w:rStyle w:val="VerbatimChar"/>
+        </w:rPr>
+        <w:t xml:space="preserve">sieve</w:t>
+      </w:r>
+      <w:r>
+        <w:t xml:space="preserve">’s weights and calibration artefacts will be published the same way. The PI also runs production metagenomics across Illumina, PacBio HiFi and Nanopore platforms at scale on the GACRC SLURM cluster. The combination is rare in one group: protein-language-model engineering, distribution-free uncertainty quantification, and hands-on knowledge of what a metagenomic pipeline costs to run. The guarantee in Aim 1 is not decoration — it is why a public health program would be willing to discard 99.99% of its data, and stating it correctly is a statistics problem before a machine-learning one.</w:t>
       </w:r>
     </w:p>
     <w:p>
@@ -602,46 +641,7 @@
         <w:pStyle w:val="BodyText"/>
       </w:pPr>
       <w:r>
-        <w:t xml:space="preserve">On execution speed: no wet-lab work, no new sample collection, no new hardware; every dataset is public and already downloaded, so analysis begins in week one. Both major checkpoints are designed to fail early rather than late.</w:t>
-      </w:r>
-    </w:p>
-    <w:p>
-      <w:pPr>
-        <w:pStyle w:val="Heading2"/>
-      </w:pPr>
-      <w:bookmarkStart w:id="26" w:name="team-and-capability"/>
-      <w:r>
-        <w:t xml:space="preserve">4. Team and Capability</w:t>
-      </w:r>
-      <w:bookmarkEnd w:id="26"/>
-    </w:p>
-    <w:p>
-      <w:pPr>
-        <w:pStyle w:val="FirstParagraph"/>
-      </w:pPr>
-      <w:r>
-        <w:rPr>
-          <w:b/>
-        </w:rPr>
-        <w:t xml:space="preserve">Sihua Peng, PhD — Principal Investigator.</w:t>
-      </w:r>
-      <w:r>
-        <w:t xml:space="preserve"> </w:t>
-      </w:r>
-      <w:r>
-        <w:t xml:space="preserve">Research Scientist, College of Public Health, University of Georgia; 40+ peer-reviewed publications (h-index 24) across computational biology, biostatistics, and machine learning. The deep-learning half of this project is demonstrated rather than asserted: the PI develops and publicly releases fine-tuned protein and biological language models (huggingface.co/sihuapeng), several at the 3B-parameter scale — the same model family that supplies Aim 1’s protein teacher channel — and that release history is the most direct evidence we can offer for this RFP’s open-availability criterion, since</w:t>
-      </w:r>
-      <w:r>
-        <w:t xml:space="preserve"> </w:t>
-      </w:r>
-      <w:r>
-        <w:rPr>
-          <w:rStyle w:val="VerbatimChar"/>
-        </w:rPr>
-        <w:t xml:space="preserve">sieve</w:t>
-      </w:r>
-      <w:r>
-        <w:t xml:space="preserve">’s weights and calibration artefacts will be published the same way, on the same platform. Alongside this the PI runs production metagenomics across Illumina, PacBio HiFi, and Nanopore platforms at scale on the GACRC SLURM cluster. The combination is rare in one group: protein-language-model engineering, distribution-free uncertainty quantification, and hands-on knowledge of what a metagenomic pipeline costs to run. The guarantee in Aim 1 is not decoration — it is the reason a public health program would be willing to discard 99.99% of its data, and stating it correctly is a statistics problem before it is a machine-learning problem.</w:t>
+        <w:t xml:space="preserve">We welcome Blueprint’s introduction to operational partners (NWSS utilities, Georgia DPH, CASPER, Zephyr) for deployment testing, and are open to teaming with complementary TA1 or TA2 proposals.</w:t>
       </w:r>
     </w:p>
     <w:p>
@@ -649,14 +649,6 @@
         <w:pStyle w:val="BodyText"/>
       </w:pPr>
       <w:r>
-        <w:t xml:space="preserve">We welcome Blueprint’s introduction to operational partners (NWSS utilities, Georgia DPH, CASPER, Zephyr) for deployment testing, and are open to teaming with complementary TA1 or TA2 proposals.</w:t>
-      </w:r>
-    </w:p>
-    <w:p>
-      <w:pPr>
-        <w:pStyle w:val="BodyText"/>
-      </w:pPr>
-      <w:r>
         <w:rPr>
           <w:i/>
         </w:rPr>
@@ -675,7 +667,7 @@
         <w:t xml:space="preserve">DPD</w:t>
       </w:r>
       <w:r>
-        <w:t xml:space="preserve">, sequential detection statistics and budget-to-lead-time modelling), led by Prof. Justin Bahl as Principal Investigator. The two are complementary but independent: SIEVE-MGS decides which reads are worth keeping; DPD decides when a trajectory warrants an alert and what it costs. Each is self-contained, independently scoped and budgeted, and separately led; neither depends on the other being funded.</w:t>
+        <w:t xml:space="preserve">, sequential detection statistics and budget-to-lead-time modelling), led by Prof. Justin Bahl as PI. The two are complementary but independent — SIEVE-MGS decides which reads are worth keeping, DPD when a trajectory warrants an alert and what it costs — and each is self-contained, independently scoped, budgeted and led. Neither depends on the other being funded.</w:t>
       </w:r>
     </w:p>
     <w:p>
@@ -971,7 +963,7 @@
         <w:pStyle w:val="BodyText"/>
       </w:pPr>
       <w:r>
-        <w:t xml:space="preserve">The compute line is genuinely required: teacher embeddings and cross-hardware throughput characterisation are both GPU-bound, and throughput measured on one device is worthless. GACRC provides cluster compute and storage at no charge, so it covers cloud burst and archival hosting only. Indirect costs are at Blueprint’s published 10% cap; UGA’s negotiated F&amp;A rate exceeds this, and the institutional waiver is being initiated through the Office of Research now rather than at Full Proposal stage. The project is modular:</w:t>
+        <w:t xml:space="preserve">The compute line is genuinely required: teacher embeddings and cross-hardware throughput characterisation are both GPU-bound, and throughput measured on one device is worthless. GACRC provides cluster compute and storage at no charge, so it covers cloud burst and archival hosting only. Indirect costs are at Blueprint’s 10% cap; UGA’s negotiated F&amp;A rate exceeds this and the institutional waiver is being initiated now rather than at Full Proposal stage. The project is modular:</w:t>
       </w:r>
       <w:r>
         <w:t xml:space="preserve"> </w:t>
@@ -1044,7 +1036,7 @@
         <w:t xml:space="preserve"> </w:t>
       </w:r>
       <w:r>
-        <w:t xml:space="preserve">The first is handled by per-site rolling calibration with degradation quantified under shift stress tests. The second is why the screener is deliberately high-recall, low-precision: we bound what is discarded, not what is retained — false positives are the downstream stack’s job.</w:t>
+        <w:t xml:space="preserve">The first is handled by per-site rolling calibration with degradation quantified under shift stress tests. The second is why the screener is deliberately high-recall, low-precision: we bound what is discarded, not what is retained — false positives are downstream’s job.</w:t>
       </w:r>
     </w:p>
     <w:p>
@@ -1283,6 +1275,33 @@
       </w:r>
       <w:r>
         <w:t xml:space="preserve">103663, 2017.</w:t>
+      </w:r>
+    </w:p>
+    <w:p>
+      <w:pPr>
+        <w:numPr>
+          <w:ilvl w:val="0"/>
+          <w:numId w:val="1001"/>
+        </w:numPr>
+        <w:pStyle w:val="Compact"/>
+      </w:pPr>
+      <w:r>
+        <w:t xml:space="preserve">Kiryo R, Niu G, du Plessis MC, Sugiyama M. Positive-unlabeled learning with non-negative risk estimator.</w:t>
+      </w:r>
+      <w:r>
+        <w:t xml:space="preserve"> </w:t>
+      </w:r>
+      <w:r>
+        <w:rPr>
+          <w:i/>
+        </w:rPr>
+        <w:t xml:space="preserve">Advances in Neural Information Processing Systems</w:t>
+      </w:r>
+      <w:r>
+        <w:t xml:space="preserve"> </w:t>
+      </w:r>
+      <w:r>
+        <w:t xml:space="preserve">2017;30.</w:t>
       </w:r>
     </w:p>
     <w:p>

--- a/EOI_SIEVE-MGS/EOI_SIEVE-MGS_Blueprint_Biosecurity.docx
+++ b/EOI_SIEVE-MGS/EOI_SIEVE-MGS_Blueprint_Biosecurity.docx
@@ -373,7 +373,7 @@
         <w:t xml:space="preserve"> </w:t>
       </w:r>
       <w:r>
-        <w:t xml:space="preserve">Entire clades are removed from every reference, training and teacher-fitting set; reads are simulated from held-out genomes under realistic error profiles at 75–300 bp and embedded in real wastewater background, so ground truth is exact. Difficulty is indexed by ANI to the nearest retained neighbour and reported per stratum, because pooling hides the sub-80% regime where a genuinely novel agent sits.</w:t>
+        <w:t xml:space="preserve">Entire clades are removed from every reference, training and teacher-fitting set; reads are simulated from held-out genomes under realistic error profiles at 75–300 bp and embedded in real wastewater background, so ground truth is exact. Difficulty is indexed by protein-level identity (AAI) to the nearest retained neighbour — nucleotide ANI is unmeasurable below ~80%, precisely where a genuinely novel agent sits — and reported per stratum rather than pooled.</w:t>
       </w:r>
     </w:p>
     <w:p>
@@ -390,7 +390,7 @@
         <w:t xml:space="preserve"> </w:t>
       </w:r>
       <w:r>
-        <w:t xml:space="preserve">We estimate p(vertebrate-infecting) and p(outside known viral space) separately — phage dominates the wastewater virome and is background here, not signal — and retain only reads high on both. Real background is not a clean negative set: it contains known viruses, which we relabel by reference matching, and unknown ones, which we cannot identify and which are precisely our target. We therefore train under a positive–unlabeled formulation [9] rather than treating background as negative, and estimate the residual positive fraction so reported false-positive rates are not inflated by correct detections. The student is a reverse-complement-equivariant dilated CNN [8] of ≤5M parameters, INT8-quantised, handling both strands and nucleic-acid types, with long reads chunked.</w:t>
+        <w:t xml:space="preserve">We estimate p(vertebrate-infecting) and p(outside known viral space) separately — phage dominates the wastewater virome and is background here, not signal — and retain only reads high on both. Real background is not clean: it contains known viruses, which we relabel by reference matching, and unknown ones, which we cannot identify and which are precisely our target. We therefore train under a positive–unlabeled formulation [9] rather than treating background as negative, and estimate the residual positive fraction so reported false-positive rates are not inflated by correct detections. The student is a reverse-complement-equivariant dilated CNN [8] of ≤5M parameters, INT8-quantised, handling both strands and nucleic-acid types, with long reads chunked.</w:t>
       </w:r>
     </w:p>
     <w:p>
@@ -633,7 +633,7 @@
         <w:t xml:space="preserve">sieve</w:t>
       </w:r>
       <w:r>
-        <w:t xml:space="preserve">’s weights and calibration artefacts will be published the same way. The PI also runs production metagenomics across Illumina, PacBio HiFi and Nanopore platforms at scale on the GACRC SLURM cluster. The combination is rare in one group: protein-language-model engineering, distribution-free uncertainty quantification, and hands-on knowledge of what a metagenomic pipeline costs to run. The guarantee in Aim 1 is not decoration — it is why a public health program would be willing to discard 99.99% of its data, and stating it correctly is a statistics problem before a machine-learning one.</w:t>
+        <w:t xml:space="preserve">’s weights and calibration artefacts will be published the same way. The PI also runs production metagenomics across Illumina, PacBio HiFi and Nanopore platforms at scale on the GACRC SLURM cluster. The combination is rare in one group: protein-language-model engineering, distribution-free uncertainty quantification, and hands-on knowledge of what a metagenomic pipeline costs. The guarantee in Aim 1 is not decoration — it is why a public health program would be willing to discard 99.99% of its data, and stating it correctly is a statistics problem before a machine-learning one.</w:t>
       </w:r>
     </w:p>
     <w:p>
@@ -1002,7 +1002,7 @@
         <w:t xml:space="preserve"> </w:t>
       </w:r>
       <w:r>
-        <w:t xml:space="preserve">The central assumption, tested first: a month-3 ablation against an identically sized model trained without the representation-matching term, stratified by ANI. If the term buys nothing, the fallback is a larger student — still two orders of magnitude faster than the teacher — and the result is itself publishable.</w:t>
+        <w:t xml:space="preserve">The central assumption, tested first: a month-3 ablation against an identically sized model trained without the representation-matching term, stratified by AAI. If the term buys nothing, the fallback is a larger student — still two orders of magnitude faster than the teacher — and the result is itself publishable.</w:t>
       </w:r>
     </w:p>
     <w:p>
